--- a/public/Greencoat_Packed_Lunch_Policy_Mar2026.docx
+++ b/public/Greencoat_Packed_Lunch_Policy_Mar2026.docx
@@ -303,7 +303,7 @@
           <w:iCs/>
           <w:sz w:val="24"/>
         </w:rPr>
-        <w:t>Parents are asked to provide packed lunches that comply fully with this policy. We reserve the right to remove food items that present an allergen or choking risk. Parents who regularly fail to meet the expected standards will be invited to discuss the issues to find joint solutions to ensure our policy is upheld.</w:t>
+        <w:t>Parents are asked to provide packed lunches that comply fully with this policy. Where a lunchbox contains items outside our guidelines, the food will still be given to the child — we do not withhold food a parent has provided. A friendly note will be placed in the lunchbox to inform the parent. The only exception is where an item poses a direct allergy risk to another child (for example, a nut product in our nut-free setting), in which case that item will be set aside, the child will be informed sensitively, and the parent contacted the same day.</w:t>
       </w:r>
     </w:p>
     <w:p>
@@ -417,7 +417,7 @@
           <w:iCs/>
           <w:sz w:val="24"/>
         </w:rPr>
-        <w:t>*We operate a strict nut free environment</w:t>
+        <w:t>We operate a strict nut-free environment. No nuts or nut-based products may be included in packed lunches.</w:t>
       </w:r>
     </w:p>
     <w:p>
@@ -652,7 +652,7 @@
         <w:rPr>
           <w:rFonts w:ascii="Calibri" w:hAnsi="Calibri" w:cs="Calibri"/>
         </w:rPr>
-        <w:t>*Home prepared food is not permitted. Please bring all foods (other than raw fruit and vegetables) pre-packaged with allergens clearly labelled.</w:t>
+        <w:t>All food for the day should be brought in ready to serve. We do not provide cooking or reheating facilities. Please ensure all items are clearly labelled with your child's name.</w:t>
       </w:r>
     </w:p>
     <w:p>
@@ -838,7 +838,7 @@
         <w:rPr>
           <w:rFonts w:ascii="Calibri" w:hAnsi="Calibri" w:cs="Calibri"/>
         </w:rPr>
-        <w:t>Any drinks other than plain water. Fresh water is provided for all children and alternative drinks will not be served to the children</w:t>
+        <w:t>Any drinks other than plain water. This includes fruit juice, squash, smoothies, fizzy drinks, flavoured milk and diluted juice. Fresh water is provided for all children throughout the day. Milk is available at mealtimes. If your child has a documented medical or dietary need requiring a specific drink, please speak to the site manager so we can record this in their care plan.</w:t>
       </w:r>
     </w:p>
     <w:p>
@@ -1161,16 +1161,65 @@
         <w:rPr>
           <w:rFonts w:ascii="Calibri" w:hAnsi="Calibri" w:cs="Calibri"/>
         </w:rPr>
-        <w:t>*Provide appropriate clean cutlery your child will need, such as spoons and forks/ *We keep a small supply of spare cutlery, if required.</w:t>
-      </w:r>
-    </w:p>
-    <w:p>
-      <w:pPr>
-        <w:jc w:val="both"/>
-        <w:rPr>
-          <w:rFonts w:ascii="Calibri" w:hAnsi="Calibri" w:cs="Calibri"/>
-        </w:rPr>
-      </w:pPr>
+        <w:t>Please provide appropriate clean cutlery your child will need, such as spoons and forks. We keep a small supply of spare cutlery for emergencies.</w:t>
+      </w:r>
+    </w:p>
+    <w:p>
+      <w:pPr>
+        <w:jc w:val="both"/>
+        <w:rPr>
+          <w:rFonts w:ascii="Calibri" w:hAnsi="Calibri" w:cs="Calibri"/>
+        </w:rPr>
+      </w:pPr>
+    </w:p>
+    <w:p>
+      <w:r>
+        <w:rPr>
+          <w:rFonts w:ascii="Calibri" w:hAnsi="Calibri"/>
+        </w:rPr>
+        <w:t xml:space="preserve">Where a lunchbox contains an item outside our guidelines — for example a sugary drink, confectionery or other food on the restricted list — staff will:
+</w:t>
+      </w:r>
+    </w:p>
+    <w:p>
+      <w:r>
+        <w:rPr>
+          <w:rFonts w:ascii="Calibri" w:hAnsi="Calibri"/>
+        </w:rPr>
+        <w:t xml:space="preserve">1. Give the child their food as normal. We do not withhold food a parent has provided for their child.</w:t>
+      </w:r>
+    </w:p>
+    <w:p>
+      <w:r>
+        <w:rPr>
+          <w:rFonts w:ascii="Calibri" w:hAnsi="Calibri"/>
+        </w:rPr>
+        <w:t xml:space="preserve">2. Place a friendly written note in the lunchbox at the end of the session, reminding the parent of our guidelines and signposting to our healthy lunchbox guidance.</w:t>
+      </w:r>
+    </w:p>
+    <w:p>
+      <w:r>
+        <w:rPr>
+          <w:rFonts w:ascii="Calibri" w:hAnsi="Calibri"/>
+        </w:rPr>
+        <w:t xml:space="preserve">3. If the same concern arises on three or more occasions, the site manager will speak with the parent directly — warmly and supportively — to understand any barriers and offer help.</w:t>
+      </w:r>
+    </w:p>
+    <w:p>
+      <w:r>
+        <w:rPr>
+          <w:rFonts w:ascii="Calibri" w:hAnsi="Calibri"/>
+        </w:rPr>
+        <w:t xml:space="preserve">4. If a lunchbox consistently lacks adequate nutrition across core food groups (for example, no protein or vegetables across multiple sessions), this will be noted as a welfare observation and shared with the DSL in line with our Safeguarding Policy.</w:t>
+      </w:r>
+    </w:p>
+    <w:p>
+      <w:pPr>
+        <w:pStyle w:val="Heading2"/>
+      </w:pPr>
+      <w:r>
+        <w:t>When guidelines are not followed</w:t>
+      </w:r>
     </w:p>
     <w:p>
       <w:pPr>
